--- a/output/writing/DissertationChapter/rework-results_hatcheryoperations.docx
+++ b/output/writing/DissertationChapter/rework-results_hatcheryoperations.docx
@@ -20,289 +20,9 @@
     </w:p>
     <w:p>
       <w:pPr>
-        <w:rPr>
-          <w:sz w:val="20"/>
-          <w:szCs w:val="20"/>
-        </w:rPr>
-      </w:pPr>
-      <w:r>
-        <w:rPr>
-          <w:noProof/>
-          <w:sz w:val="20"/>
-          <w:szCs w:val="20"/>
-        </w:rPr>
-        <w:drawing>
-          <wp:inline distT="0" distB="0" distL="0" distR="0" wp14:anchorId="1595DF6C" wp14:editId="31A8E7E2">
-            <wp:extent cx="5934075" cy="3267075"/>
-            <wp:effectExtent l="0" t="0" r="9525" b="9525"/>
-            <wp:docPr id="995212610" name="Picture 8" descr="The image displays a table presenting the difference-in-difference models for Indian River pink salmon, comparing even and odd years (1980 and 2010) and showing the Indian River effect with various coefficients and their significance levels.&#10;&#10;AI-generated content may be incorrect."/>
-            <wp:cNvGraphicFramePr>
-              <a:graphicFrameLocks xmlns:a="http://schemas.openxmlformats.org/drawingml/2006/main" noChangeAspect="1"/>
-            </wp:cNvGraphicFramePr>
-            <a:graphic xmlns:a="http://schemas.openxmlformats.org/drawingml/2006/main">
-              <a:graphicData uri="http://schemas.openxmlformats.org/drawingml/2006/picture">
-                <pic:pic xmlns:pic="http://schemas.openxmlformats.org/drawingml/2006/picture">
-                  <pic:nvPicPr>
-                    <pic:cNvPr id="995212610" name="Picture 8" descr="The image displays a table presenting the difference-in-difference models for Indian River pink salmon, comparing even and odd years (1980 and 2010) and showing the Indian River effect with various coefficients and their significance levels.&#10;&#10;AI-generated content may be incorrect."/>
-                    <pic:cNvPicPr>
-                      <a:picLocks noChangeAspect="1" noChangeArrowheads="1"/>
-                    </pic:cNvPicPr>
-                  </pic:nvPicPr>
-                  <pic:blipFill>
-                    <a:blip r:embed="rId4" cstate="print">
-                      <a:extLst>
-                        <a:ext uri="{28A0092B-C50C-407E-A947-70E740481C1C}">
-                          <a14:useLocalDpi xmlns:a14="http://schemas.microsoft.com/office/drawing/2010/main" val="0"/>
-                        </a:ext>
-                      </a:extLst>
-                    </a:blip>
-                    <a:srcRect/>
-                    <a:stretch>
-                      <a:fillRect/>
-                    </a:stretch>
-                  </pic:blipFill>
-                  <pic:spPr bwMode="auto">
-                    <a:xfrm>
-                      <a:off x="0" y="0"/>
-                      <a:ext cx="5934075" cy="3267075"/>
-                    </a:xfrm>
-                    <a:prstGeom prst="rect">
-                      <a:avLst/>
-                    </a:prstGeom>
-                    <a:noFill/>
-                    <a:ln>
-                      <a:noFill/>
-                    </a:ln>
-                  </pic:spPr>
-                </pic:pic>
-              </a:graphicData>
-            </a:graphic>
-          </wp:inline>
-        </w:drawing>
-      </w:r>
-    </w:p>
-    <w:p>
-      <w:pPr>
-        <w:spacing w:after="0"/>
-        <w:rPr>
-          <w:i/>
-          <w:iCs/>
-          <w:sz w:val="20"/>
-          <w:szCs w:val="20"/>
-        </w:rPr>
-      </w:pPr>
-      <w:r>
-        <w:rPr>
-          <w:i/>
-          <w:iCs/>
-          <w:sz w:val="20"/>
-          <w:szCs w:val="20"/>
-        </w:rPr>
-        <w:t xml:space="preserve">Table </w:t>
-      </w:r>
-      <w:r>
-        <w:rPr>
-          <w:i/>
-          <w:iCs/>
-          <w:sz w:val="20"/>
-          <w:szCs w:val="20"/>
-        </w:rPr>
-        <w:t>2: Event studies evaluating the effect of Indian River on pink salmon abundances during pre-treatment periods. Standard errors reported in parentheses.</w:t>
-      </w:r>
-    </w:p>
-    <w:p>
-      <w:pPr>
-        <w:spacing w:after="0"/>
-        <w:rPr>
-          <w:i/>
-          <w:iCs/>
-          <w:sz w:val="20"/>
-          <w:szCs w:val="20"/>
-        </w:rPr>
-      </w:pPr>
-    </w:p>
-    <w:p>
-      <w:pPr>
         <w:spacing w:after="0" w:line="480" w:lineRule="auto"/>
       </w:pPr>
       <w:r>
-        <w:t>Difference-in-difference models for even- and odd-year runs considering post-19</w:t>
-      </w:r>
-      <w:r>
-        <w:t>75</w:t>
-      </w:r>
-      <w:r>
-        <w:t xml:space="preserve"> and post-2010 treatment periods were specified, with suites of covariate data relating to observers and ocean climate evaluated for best fit. To ensure the parallel trends assumption holds, the effect of Indian River in the pre-treatment period is estimated in all four models (Table 2). For even-year runs there exists some significant difference between trends at Indian River and elsewhere in the region prior to 19</w:t>
-      </w:r>
-      <w:r>
-        <w:t>75</w:t>
-      </w:r>
-      <w:r>
-        <w:t>. Due to this difference, a synthetic control group time series was constructed for comparison with the treatment group. All other models satisfy the parallel trends assumption.</w:t>
-      </w:r>
-    </w:p>
-    <w:p>
-      <w:pPr>
-        <w:spacing w:after="0" w:line="480" w:lineRule="auto"/>
-        <w:ind w:firstLine="720"/>
-        <w:rPr>
-          <w:b/>
-          <w:bCs/>
-        </w:rPr>
-      </w:pPr>
-      <w:r>
-        <w:t>The commencement of SJH operations in 19</w:t>
-      </w:r>
-      <w:r>
-        <w:t>75</w:t>
-      </w:r>
-      <w:r>
-        <w:t xml:space="preserve"> caused a significant increase in odd-year pink salmon abundances at Indian River, but no significant effect occurred for even-year runs. The expansion of permitted pink salmon releases from 1 million to 3 million in </w:t>
-      </w:r>
-      <w:r>
-        <w:lastRenderedPageBreak/>
-        <w:t>2010 increased both even- and odd-year abundances (Table 3). The difference in time periods (pre- and post-19</w:t>
-      </w:r>
-      <w:r>
-        <w:t>75</w:t>
-      </w:r>
-      <w:r>
-        <w:t xml:space="preserve">, and pre- and post-2010) is found to be a significant driver of pink salmon abundances both at Indian River and throughout the </w:t>
-      </w:r>
-      <w:r>
-        <w:rPr>
-          <w:i/>
-          <w:iCs/>
-        </w:rPr>
-        <w:t>north southeast (outside)</w:t>
-      </w:r>
-      <w:r>
-        <w:t xml:space="preserve"> region. This result is consistent with trends seen in ADFG’s survey data (Figure 2), as well as with the underlying states of pink salmon abundance estimated through MARSS modeling (Figure 3). </w:t>
-      </w:r>
-      <w:r>
-        <w:rPr>
-          <w:noProof/>
-        </w:rPr>
-        <w:drawing>
-          <wp:inline distT="0" distB="0" distL="0" distR="0" wp14:anchorId="5A3F9E88" wp14:editId="55B1BAB8">
-            <wp:extent cx="5934075" cy="4933950"/>
-            <wp:effectExtent l="0" t="0" r="9525" b="0"/>
-            <wp:docPr id="1642919015" name="Picture 9" descr="The diagram illustrates the difference-in-difference models comparing the effects of time, Indian River, and treatment on Indian River pink salmon, with significant results marked by asterisks.&#10;&#10;AI-generated content may be incorrect."/>
-            <wp:cNvGraphicFramePr>
-              <a:graphicFrameLocks xmlns:a="http://schemas.openxmlformats.org/drawingml/2006/main" noChangeAspect="1"/>
-            </wp:cNvGraphicFramePr>
-            <a:graphic xmlns:a="http://schemas.openxmlformats.org/drawingml/2006/main">
-              <a:graphicData uri="http://schemas.openxmlformats.org/drawingml/2006/picture">
-                <pic:pic xmlns:pic="http://schemas.openxmlformats.org/drawingml/2006/picture">
-                  <pic:nvPicPr>
-                    <pic:cNvPr id="1642919015" name="Picture 9" descr="The diagram illustrates the difference-in-difference models comparing the effects of time, Indian River, and treatment on Indian River pink salmon, with significant results marked by asterisks.&#10;&#10;AI-generated content may be incorrect."/>
-                    <pic:cNvPicPr>
-                      <a:picLocks noChangeAspect="1" noChangeArrowheads="1"/>
-                    </pic:cNvPicPr>
-                  </pic:nvPicPr>
-                  <pic:blipFill>
-                    <a:blip r:embed="rId5" cstate="print">
-                      <a:extLst>
-                        <a:ext uri="{28A0092B-C50C-407E-A947-70E740481C1C}">
-                          <a14:useLocalDpi xmlns:a14="http://schemas.microsoft.com/office/drawing/2010/main" val="0"/>
-                        </a:ext>
-                      </a:extLst>
-                    </a:blip>
-                    <a:srcRect/>
-                    <a:stretch>
-                      <a:fillRect/>
-                    </a:stretch>
-                  </pic:blipFill>
-                  <pic:spPr bwMode="auto">
-                    <a:xfrm>
-                      <a:off x="0" y="0"/>
-                      <a:ext cx="5934075" cy="4933950"/>
-                    </a:xfrm>
-                    <a:prstGeom prst="rect">
-                      <a:avLst/>
-                    </a:prstGeom>
-                    <a:noFill/>
-                    <a:ln>
-                      <a:noFill/>
-                    </a:ln>
-                  </pic:spPr>
-                </pic:pic>
-              </a:graphicData>
-            </a:graphic>
-          </wp:inline>
-        </w:drawing>
-      </w:r>
-    </w:p>
-    <w:p>
-      <w:pPr>
-        <w:spacing w:after="0" w:line="240" w:lineRule="auto"/>
-        <w:rPr>
-          <w:i/>
-          <w:iCs/>
-          <w:sz w:val="20"/>
-          <w:szCs w:val="20"/>
-        </w:rPr>
-      </w:pPr>
-      <w:r>
-        <w:rPr>
-          <w:i/>
-          <w:iCs/>
-          <w:sz w:val="20"/>
-          <w:szCs w:val="20"/>
-        </w:rPr>
-        <w:t xml:space="preserve">Table </w:t>
-      </w:r>
-      <w:r>
-        <w:rPr>
-          <w:i/>
-          <w:iCs/>
-          <w:sz w:val="20"/>
-          <w:szCs w:val="20"/>
-        </w:rPr>
-        <w:t>3: Difference-in-difference results estimating the impact of Sheldon Jackson Hatchery operations on Indian River pink salmon abundances. Standard errors reported in parentheses.</w:t>
-      </w:r>
-    </w:p>
-    <w:p>
-      <w:pPr>
-        <w:rPr>
-          <w:i/>
-          <w:iCs/>
-          <w:sz w:val="20"/>
-          <w:szCs w:val="20"/>
-        </w:rPr>
-      </w:pPr>
-      <w:r>
-        <w:rPr>
-          <w:i/>
-          <w:iCs/>
-          <w:sz w:val="20"/>
-          <w:szCs w:val="20"/>
-        </w:rPr>
-        <w:br w:type="page"/>
-      </w:r>
-    </w:p>
-    <w:p>
-      <w:pPr>
-        <w:spacing w:after="0" w:line="480" w:lineRule="auto"/>
-        <w:rPr>
-          <w:b/>
-          <w:bCs/>
-        </w:rPr>
-      </w:pPr>
-      <w:r>
-        <w:rPr>
-          <w:b/>
-          <w:bCs/>
-        </w:rPr>
-        <w:lastRenderedPageBreak/>
-        <w:t>Effect of Hatchery Operations</w:t>
-      </w:r>
-    </w:p>
-    <w:p>
-      <w:pPr>
-        <w:spacing w:after="0" w:line="480" w:lineRule="auto"/>
-      </w:pPr>
-      <w:r>
         <w:t>For both the post-1975 and post-2010 treatment periods, m</w:t>
       </w:r>
       <w:r>
@@ -315,20 +35,16 @@
         <w:t xml:space="preserve"> </w:t>
       </w:r>
       <w:r>
-        <w:t>specified to</w:t>
-      </w:r>
-      <w:r>
-        <w:t xml:space="preserve"> assert one region wide effect of treatment period</w:t>
-      </w:r>
-      <w:r>
-        <w:t xml:space="preserve"> for each run across all sites (including Indian River). </w:t>
-      </w:r>
-      <w:commentRangeStart w:id="0"/>
-      <w:r>
-        <w:t>This indicates that</w:t>
-      </w:r>
-      <w:r>
-        <w:t>, in both treatment periods,</w:t>
+        <w:t>specified to assert one region wide effect of treatment period for each run across all sites (including Indian River)</w:t>
+      </w:r>
+      <w:r>
+        <w:t xml:space="preserve">, implying </w:t>
+      </w:r>
+      <w:r>
+        <w:t>that</w:t>
+      </w:r>
+      <w:r>
+        <w:t xml:space="preserve"> in both treatment periods,</w:t>
       </w:r>
       <w:r>
         <w:t xml:space="preserve"> any effect hatchery releases may be having on Indian River pink salmon abundances is not as impactful as the effect of the t</w:t>
@@ -339,17 +55,63 @@
       <w:r>
         <w:t xml:space="preserve"> period itself. </w:t>
       </w:r>
-      <w:commentRangeEnd w:id="0"/>
-      <w:r>
-        <w:rPr>
-          <w:rStyle w:val="CommentReference"/>
-          <w:sz w:val="24"/>
-          <w:szCs w:val="24"/>
-        </w:rPr>
-        <w:commentReference w:id="0"/>
-      </w:r>
-      <w:r>
-        <w:t>In both cases, other model specifications fell within 2 AICc, of the best fit model</w:t>
+      <w:r>
+        <w:t xml:space="preserve">For the post-1975 treatment, over 75% of models within 2 </w:t>
+      </w:r>
+      <w:proofErr w:type="spellStart"/>
+      <w:r>
+        <w:t>AICc</w:t>
+      </w:r>
+      <w:proofErr w:type="spellEnd"/>
+      <w:r>
+        <w:t xml:space="preserve"> </w:t>
+      </w:r>
+      <w:r>
+        <w:t xml:space="preserve">of </w:t>
+      </w:r>
+      <w:r>
+        <w:t xml:space="preserve">the best fit model were specified with the same </w:t>
+      </w:r>
+      <w:r>
+        <w:t xml:space="preserve">region wide </w:t>
+      </w:r>
+      <w:r>
+        <w:t>effect structure</w:t>
+      </w:r>
+      <w:r>
+        <w:t>.</w:t>
+      </w:r>
+      <w:r>
+        <w:t xml:space="preserve"> </w:t>
+      </w:r>
+      <w:r>
+        <w:t xml:space="preserve">Conversely, while the </w:t>
+      </w:r>
+      <w:r>
+        <w:t xml:space="preserve">post-2010 treatment </w:t>
+      </w:r>
+      <w:r>
+        <w:t xml:space="preserve">best fit model was specified with the same region </w:t>
+      </w:r>
+      <w:r>
+        <w:t>wide effect structure</w:t>
+      </w:r>
+      <w:r>
+        <w:t xml:space="preserve">, fully half of the models that fell within 2 </w:t>
+      </w:r>
+      <w:proofErr w:type="spellStart"/>
+      <w:r>
+        <w:t>AICc</w:t>
+      </w:r>
+      <w:proofErr w:type="spellEnd"/>
+      <w:r>
+        <w:t xml:space="preserve"> of best fit were specified to only estimate an effect of treatment at Indian River</w:t>
+      </w:r>
+      <w:r>
+        <w:t xml:space="preserve"> (Table 2)</w:t>
+      </w:r>
+      <w:r>
+        <w:t xml:space="preserve">.  </w:t>
       </w:r>
     </w:p>
     <w:p>
@@ -368,6 +130,9 @@
         </w:rPr>
       </w:pPr>
       <w:r>
+        <w:rPr>
+          <w:noProof/>
+        </w:rPr>
         <w:drawing>
           <wp:inline distT="0" distB="0" distL="0" distR="0" wp14:anchorId="78A82EBD" wp14:editId="73208257">
             <wp:extent cx="5943600" cy="3278505"/>
@@ -384,7 +149,7 @@
                     <pic:cNvPicPr/>
                   </pic:nvPicPr>
                   <pic:blipFill>
-                    <a:blip r:embed="rId10"/>
+                    <a:blip r:embed="rId4"/>
                     <a:stretch>
                       <a:fillRect/>
                     </a:stretch>
@@ -420,7 +185,7 @@
           <w:sz w:val="20"/>
           <w:szCs w:val="20"/>
         </w:rPr>
-        <w:t>2</w:t>
+        <w:t xml:space="preserve">2: Difference-in-difference results estimating the impact of Sheldon Jackson Hatchery operations on Indian River pink salmon abundances. </w:t>
       </w:r>
       <w:r>
         <w:rPr>
@@ -429,7 +194,47 @@
           <w:sz w:val="20"/>
           <w:szCs w:val="20"/>
         </w:rPr>
-        <w:t xml:space="preserve">: Difference-in-difference results estimating the impact of Sheldon Jackson Hatchery operations on Indian River pink salmon abundances. </w:t>
+        <w:t>Best fit model effect structure in bold. The lowest (best) A</w:t>
+      </w:r>
+      <w:proofErr w:type="spellStart"/>
+      <w:r>
+        <w:rPr>
+          <w:i/>
+          <w:iCs/>
+          <w:sz w:val="20"/>
+          <w:szCs w:val="20"/>
+        </w:rPr>
+        <w:t>ICc</w:t>
+      </w:r>
+      <w:proofErr w:type="spellEnd"/>
+      <w:r>
+        <w:rPr>
+          <w:i/>
+          <w:iCs/>
+          <w:sz w:val="20"/>
+          <w:szCs w:val="20"/>
+        </w:rPr>
+        <w:t xml:space="preserve"> value for each effect structure is included, along with the number of models featuring said effect structure within 2 </w:t>
+      </w:r>
+      <w:proofErr w:type="spellStart"/>
+      <w:r>
+        <w:rPr>
+          <w:i/>
+          <w:iCs/>
+          <w:sz w:val="20"/>
+          <w:szCs w:val="20"/>
+        </w:rPr>
+        <w:t>AICc</w:t>
+      </w:r>
+      <w:proofErr w:type="spellEnd"/>
+      <w:r>
+        <w:rPr>
+          <w:i/>
+          <w:iCs/>
+          <w:sz w:val="20"/>
+          <w:szCs w:val="20"/>
+        </w:rPr>
+        <w:t xml:space="preserve"> of the best fit model. </w:t>
       </w:r>
     </w:p>
     <w:p>
@@ -445,6 +250,30 @@
     </w:p>
     <w:p>
       <w:pPr>
+        <w:spacing w:after="0" w:line="480" w:lineRule="auto"/>
+        <w:ind w:firstLine="720"/>
+      </w:pPr>
+      <w:r>
+        <w:lastRenderedPageBreak/>
+        <w:t>Event studies conducted to validate the parallel trends assumption revealed that, in both pre-treatment periods, best fit models were those specified with a 3-state structure, treating odd-year Indian River pink salmon runs as separate state from odd-year runs throughout the region</w:t>
+      </w:r>
+      <w:r>
+        <w:t xml:space="preserve"> (Table 3)</w:t>
+      </w:r>
+      <w:r>
+        <w:t>. This then means that the parallel trends assumption is not supported for</w:t>
+      </w:r>
+      <w:r>
+        <w:t xml:space="preserve"> odd-year abundances at Indian River and throughout the region, a very interesting finding when considered in conjunction with the best fit models described above (Table 2). These findings are consistent with the idea that the statistically significant difference observed between odd-year Indian River and regional abundances discussed in the last section is being driven by the Indian River falling below regional expectations in the pre-treatment period (Figure 3).</w:t>
+      </w:r>
+    </w:p>
+    <w:p>
+      <w:pPr>
+        <w:spacing w:after="0" w:line="240" w:lineRule="auto"/>
+      </w:pPr>
+    </w:p>
+    <w:p>
+      <w:pPr>
         <w:spacing w:after="0" w:line="240" w:lineRule="auto"/>
         <w:jc w:val="center"/>
         <w:rPr>
@@ -458,10 +287,10 @@
         <w:rPr>
           <w:i/>
           <w:iCs/>
+          <w:noProof/>
           <w:sz w:val="20"/>
           <w:szCs w:val="20"/>
         </w:rPr>
-        <w:lastRenderedPageBreak/>
         <w:drawing>
           <wp:inline distT="0" distB="0" distL="0" distR="0" wp14:anchorId="0EDC506D" wp14:editId="453F081C">
             <wp:extent cx="4654789" cy="3587934"/>
@@ -478,7 +307,7 @@
                     <pic:cNvPicPr/>
                   </pic:nvPicPr>
                   <pic:blipFill>
-                    <a:blip r:embed="rId11"/>
+                    <a:blip r:embed="rId5"/>
                     <a:stretch>
                       <a:fillRect/>
                     </a:stretch>
@@ -519,7 +348,7 @@
           <w:sz w:val="20"/>
           <w:szCs w:val="20"/>
         </w:rPr>
-        <w:t>3</w:t>
+        <w:t>3: Event studies evaluating the effect of Indian River on pink salmon abundances during pre-treatment periods.</w:t>
       </w:r>
       <w:r>
         <w:rPr>
@@ -528,7 +357,7 @@
           <w:sz w:val="20"/>
           <w:szCs w:val="20"/>
         </w:rPr>
-        <w:t>: Event studies evaluating the effect of Indian River on pink salmon abundances during pre-treatment periods.</w:t>
+        <w:t xml:space="preserve"> Best fit models in both treatment periods include separate states of Indian River and regional abundances in odd years and only one regional underlying state (including Indian River) in even years.</w:t>
       </w:r>
     </w:p>
     <w:sectPr>
@@ -539,53 +368,6 @@
     </w:sectPr>
   </w:body>
 </w:document>
-</file>
-
-<file path=word/comments.xml><?xml version="1.0" encoding="utf-8"?>
-<w:comments xmlns:wpc="http://schemas.microsoft.com/office/word/2010/wordprocessingCanvas" xmlns:cx="http://schemas.microsoft.com/office/drawing/2014/chartex" xmlns:cx1="http://schemas.microsoft.com/office/drawing/2015/9/8/chartex" xmlns:cx2="http://schemas.microsoft.com/office/drawing/2015/10/21/chartex" xmlns:cx3="http://schemas.microsoft.com/office/drawing/2016/5/9/chartex" xmlns:cx4="http://schemas.microsoft.com/office/drawing/2016/5/10/chartex" xmlns:cx5="http://schemas.microsoft.com/office/drawing/2016/5/11/chartex" xmlns:cx6="http://schemas.microsoft.com/office/drawing/2016/5/12/chartex" xmlns:cx7="http://schemas.microsoft.com/office/drawing/2016/5/13/chartex" xmlns:cx8="http://schemas.microsoft.com/office/drawing/2016/5/14/chartex" xmlns:mc="http://schemas.openxmlformats.org/markup-compatibility/2006" xmlns:aink="http://schemas.microsoft.com/office/drawing/2016/ink" xmlns:am3d="http://schemas.microsoft.com/office/drawing/2017/model3d" xmlns:o="urn:schemas-microsoft-com:office:office" xmlns:oel="http://schemas.microsoft.com/office/2019/extlst" xmlns:r="http://schemas.openxmlformats.org/officeDocument/2006/relationships" xmlns:m="http://schemas.openxmlformats.org/officeDocument/2006/math" xmlns:v="urn:schemas-microsoft-com:vml" xmlns:wp14="http://schemas.microsoft.com/office/word/2010/wordprocessingDrawing" xmlns:wp="http://schemas.openxmlformats.org/drawingml/2006/wordprocessingDrawing" xmlns:w10="urn:schemas-microsoft-com:office:word" xmlns:w="http://schemas.openxmlformats.org/wordprocessingml/2006/main" xmlns:w14="http://schemas.microsoft.com/office/word/2010/wordml" xmlns:w15="http://schemas.microsoft.com/office/word/2012/wordml" xmlns:w16cex="http://schemas.microsoft.com/office/word/2018/wordml/cex" xmlns:w16cid="http://schemas.microsoft.com/office/word/2016/wordml/cid" xmlns:w16="http://schemas.microsoft.com/office/word/2018/wordml" xmlns:w16du="http://schemas.microsoft.com/office/word/2023/wordml/word16du" xmlns:w16sdtdh="http://schemas.microsoft.com/office/word/2020/wordml/sdtdatahash" xmlns:w16sdtfl="http://schemas.microsoft.com/office/word/2024/wordml/sdtformatlock" xmlns:w16se="http://schemas.microsoft.com/office/word/2015/wordml/symex" xmlns:wpg="http://schemas.microsoft.com/office/word/2010/wordprocessingGroup" xmlns:wpi="http://schemas.microsoft.com/office/word/2010/wordprocessingInk" xmlns:wne="http://schemas.microsoft.com/office/word/2006/wordml" xmlns:wps="http://schemas.microsoft.com/office/word/2010/wordprocessingShape" mc:Ignorable="w14 w15 w16se w16cid w16 w16cex w16sdtdh w16sdtfl w16du wp14">
-  <w:comment w:id="0" w:author="Brian E McGreal" w:date="2026-06-18T14:12:00Z" w:initials="BM">
-    <w:p>
-      <w:pPr>
-        <w:pStyle w:val="CommentText"/>
-      </w:pPr>
-      <w:r>
-        <w:rPr>
-          <w:rStyle w:val="CommentReference"/>
-        </w:rPr>
-        <w:annotationRef/>
-      </w:r>
-      <w:r>
-        <w:t>Maybe discussion here</w:t>
-      </w:r>
-    </w:p>
-  </w:comment>
-</w:comments>
-</file>
-
-<file path=word/commentsExtended.xml><?xml version="1.0" encoding="utf-8"?>
-<w15:commentsEx xmlns:wpc="http://schemas.microsoft.com/office/word/2010/wordprocessingCanvas" xmlns:cx="http://schemas.microsoft.com/office/drawing/2014/chartex" xmlns:cx1="http://schemas.microsoft.com/office/drawing/2015/9/8/chartex" xmlns:cx2="http://schemas.microsoft.com/office/drawing/2015/10/21/chartex" xmlns:cx3="http://schemas.microsoft.com/office/drawing/2016/5/9/chartex" xmlns:cx4="http://schemas.microsoft.com/office/drawing/2016/5/10/chartex" xmlns:cx5="http://schemas.microsoft.com/office/drawing/2016/5/11/chartex" xmlns:cx6="http://schemas.microsoft.com/office/drawing/2016/5/12/chartex" xmlns:cx7="http://schemas.microsoft.com/office/drawing/2016/5/13/chartex" xmlns:cx8="http://schemas.microsoft.com/office/drawing/2016/5/14/chartex" xmlns:mc="http://schemas.openxmlformats.org/markup-compatibility/2006" xmlns:aink="http://schemas.microsoft.com/office/drawing/2016/ink" xmlns:am3d="http://schemas.microsoft.com/office/drawing/2017/model3d" xmlns:o="urn:schemas-microsoft-com:office:office" xmlns:oel="http://schemas.microsoft.com/office/2019/extlst" xmlns:r="http://schemas.openxmlformats.org/officeDocument/2006/relationships" xmlns:m="http://schemas.openxmlformats.org/officeDocument/2006/math" xmlns:v="urn:schemas-microsoft-com:vml" xmlns:wp14="http://schemas.microsoft.com/office/word/2010/wordprocessingDrawing" xmlns:wp="http://schemas.openxmlformats.org/drawingml/2006/wordprocessingDrawing" xmlns:w10="urn:schemas-microsoft-com:office:word" xmlns:w="http://schemas.openxmlformats.org/wordprocessingml/2006/main" xmlns:w14="http://schemas.microsoft.com/office/word/2010/wordml" xmlns:w15="http://schemas.microsoft.com/office/word/2012/wordml" xmlns:w16cex="http://schemas.microsoft.com/office/word/2018/wordml/cex" xmlns:w16cid="http://schemas.microsoft.com/office/word/2016/wordml/cid" xmlns:w16="http://schemas.microsoft.com/office/word/2018/wordml" xmlns:w16du="http://schemas.microsoft.com/office/word/2023/wordml/word16du" xmlns:w16sdtdh="http://schemas.microsoft.com/office/word/2020/wordml/sdtdatahash" xmlns:w16sdtfl="http://schemas.microsoft.com/office/word/2024/wordml/sdtformatlock" xmlns:w16se="http://schemas.microsoft.com/office/word/2015/wordml/symex" xmlns:wpg="http://schemas.microsoft.com/office/word/2010/wordprocessingGroup" xmlns:wpi="http://schemas.microsoft.com/office/word/2010/wordprocessingInk" xmlns:wne="http://schemas.microsoft.com/office/word/2006/wordml" xmlns:wps="http://schemas.microsoft.com/office/word/2010/wordprocessingShape" mc:Ignorable="w14 w15 w16se w16cid w16 w16cex w16sdtdh w16sdtfl w16du wp14">
-  <w15:commentEx w15:paraId="55D37AE9" w15:done="0"/>
-</w15:commentsEx>
-</file>
-
-<file path=word/commentsExtensible.xml><?xml version="1.0" encoding="utf-8"?>
-<w16cex:commentsExtensible xmlns:wpc="http://schemas.microsoft.com/office/word/2010/wordprocessingCanvas" xmlns:cx="http://schemas.microsoft.com/office/drawing/2014/chartex" xmlns:cx1="http://schemas.microsoft.com/office/drawing/2015/9/8/chartex" xmlns:cx2="http://schemas.microsoft.com/office/drawing/2015/10/21/chartex" xmlns:cx3="http://schemas.microsoft.com/office/drawing/2016/5/9/chartex" xmlns:cx4="http://schemas.microsoft.com/office/drawing/2016/5/10/chartex" xmlns:cx5="http://schemas.microsoft.com/office/drawing/2016/5/11/chartex" xmlns:cx6="http://schemas.microsoft.com/office/drawing/2016/5/12/chartex" xmlns:cx7="http://schemas.microsoft.com/office/drawing/2016/5/13/chartex" xmlns:cx8="http://schemas.microsoft.com/office/drawing/2016/5/14/chartex" xmlns:cr="http://schemas.microsoft.com/office/comments/2020/reactions" xmlns:mc="http://schemas.openxmlformats.org/markup-compatibility/2006" xmlns:aink="http://schemas.microsoft.com/office/drawing/2016/ink" xmlns:am3d="http://schemas.microsoft.com/office/drawing/2017/model3d" xmlns:o="urn:schemas-microsoft-com:office:office" xmlns:oel="http://schemas.microsoft.com/office/2019/extlst" xmlns:r="http://schemas.openxmlformats.org/officeDocument/2006/relationships" xmlns:m="http://schemas.openxmlformats.org/officeDocument/2006/math" xmlns:v="urn:schemas-microsoft-com:vml" xmlns:wp14="http://schemas.microsoft.com/office/word/2010/wordprocessingDrawing" xmlns:wp="http://schemas.openxmlformats.org/drawingml/2006/wordprocessingDrawing" xmlns:w10="urn:schemas-microsoft-com:office:word" xmlns:w="http://schemas.openxmlformats.org/wordprocessingml/2006/main" xmlns:w14="http://schemas.microsoft.com/office/word/2010/wordml" xmlns:w15="http://schemas.microsoft.com/office/word/2012/wordml" xmlns:w16cex="http://schemas.microsoft.com/office/word/2018/wordml/cex" xmlns:w16cid="http://schemas.microsoft.com/office/word/2016/wordml/cid" xmlns:w16="http://schemas.microsoft.com/office/word/2018/wordml" xmlns:w16du="http://schemas.microsoft.com/office/word/2023/wordml/word16du" xmlns:w16sdtdh="http://schemas.microsoft.com/office/word/2020/wordml/sdtdatahash" xmlns:w16sdtfl="http://schemas.microsoft.com/office/word/2024/wordml/sdtformatlock" xmlns:w16se="http://schemas.microsoft.com/office/word/2015/wordml/symex" xmlns:wpg="http://schemas.microsoft.com/office/word/2010/wordprocessingGroup" xmlns:wpi="http://schemas.microsoft.com/office/word/2010/wordprocessingInk" xmlns:wne="http://schemas.microsoft.com/office/word/2006/wordml" xmlns:wps="http://schemas.microsoft.com/office/word/2010/wordprocessingShape" mc:Ignorable="w14 w15 w16se w16cid w16 w16cex w16sdtdh w16sdtfl cr w16du wp14">
-  <w16cex:commentExtensible w16cex:durableId="4650979E" w16cex:dateUtc="2026-06-18T21:12:00Z"/>
-</w16cex:commentsExtensible>
-</file>
-
-<file path=word/commentsIds.xml><?xml version="1.0" encoding="utf-8"?>
-<w16cid:commentsIds xmlns:wpc="http://schemas.microsoft.com/office/word/2010/wordprocessingCanvas" xmlns:cx="http://schemas.microsoft.com/office/drawing/2014/chartex" xmlns:cx1="http://schemas.microsoft.com/office/drawing/2015/9/8/chartex" xmlns:cx2="http://schemas.microsoft.com/office/drawing/2015/10/21/chartex" xmlns:cx3="http://schemas.microsoft.com/office/drawing/2016/5/9/chartex" xmlns:cx4="http://schemas.microsoft.com/office/drawing/2016/5/10/chartex" xmlns:cx5="http://schemas.microsoft.com/office/drawing/2016/5/11/chartex" xmlns:cx6="http://schemas.microsoft.com/office/drawing/2016/5/12/chartex" xmlns:cx7="http://schemas.microsoft.com/office/drawing/2016/5/13/chartex" xmlns:cx8="http://schemas.microsoft.com/office/drawing/2016/5/14/chartex" xmlns:mc="http://schemas.openxmlformats.org/markup-compatibility/2006" xmlns:aink="http://schemas.microsoft.com/office/drawing/2016/ink" xmlns:am3d="http://schemas.microsoft.com/office/drawing/2017/model3d" xmlns:o="urn:schemas-microsoft-com:office:office" xmlns:oel="http://schemas.microsoft.com/office/2019/extlst" xmlns:r="http://schemas.openxmlformats.org/officeDocument/2006/relationships" xmlns:m="http://schemas.openxmlformats.org/officeDocument/2006/math" xmlns:v="urn:schemas-microsoft-com:vml" xmlns:wp14="http://schemas.microsoft.com/office/word/2010/wordprocessingDrawing" xmlns:wp="http://schemas.openxmlformats.org/drawingml/2006/wordprocessingDrawing" xmlns:w10="urn:schemas-microsoft-com:office:word" xmlns:w="http://schemas.openxmlformats.org/wordprocessingml/2006/main" xmlns:w14="http://schemas.microsoft.com/office/word/2010/wordml" xmlns:w15="http://schemas.microsoft.com/office/word/2012/wordml" xmlns:w16cex="http://schemas.microsoft.com/office/word/2018/wordml/cex" xmlns:w16cid="http://schemas.microsoft.com/office/word/2016/wordml/cid" xmlns:w16="http://schemas.microsoft.com/office/word/2018/wordml" xmlns:w16du="http://schemas.microsoft.com/office/word/2023/wordml/word16du" xmlns:w16sdtdh="http://schemas.microsoft.com/office/word/2020/wordml/sdtdatahash" xmlns:w16sdtfl="http://schemas.microsoft.com/office/word/2024/wordml/sdtformatlock" xmlns:w16se="http://schemas.microsoft.com/office/word/2015/wordml/symex" xmlns:wpg="http://schemas.microsoft.com/office/word/2010/wordprocessingGroup" xmlns:wpi="http://schemas.microsoft.com/office/word/2010/wordprocessingInk" xmlns:wne="http://schemas.microsoft.com/office/word/2006/wordml" xmlns:wps="http://schemas.microsoft.com/office/word/2010/wordprocessingShape" mc:Ignorable="w14 w15 w16se w16cid w16 w16cex w16sdtdh w16sdtfl w16du wp14">
-  <w16cid:commentId w16cid:paraId="55D37AE9" w16cid:durableId="4650979E"/>
-</w16cid:commentsIds>
-</file>
-
-<file path=word/people.xml><?xml version="1.0" encoding="utf-8"?>
-<w15:people xmlns:wpc="http://schemas.microsoft.com/office/word/2010/wordprocessingCanvas" xmlns:cx="http://schemas.microsoft.com/office/drawing/2014/chartex" xmlns:cx1="http://schemas.microsoft.com/office/drawing/2015/9/8/chartex" xmlns:cx2="http://schemas.microsoft.com/office/drawing/2015/10/21/chartex" xmlns:cx3="http://schemas.microsoft.com/office/drawing/2016/5/9/chartex" xmlns:cx4="http://schemas.microsoft.com/office/drawing/2016/5/10/chartex" xmlns:cx5="http://schemas.microsoft.com/office/drawing/2016/5/11/chartex" xmlns:cx6="http://schemas.microsoft.com/office/drawing/2016/5/12/chartex" xmlns:cx7="http://schemas.microsoft.com/office/drawing/2016/5/13/chartex" xmlns:cx8="http://schemas.microsoft.com/office/drawing/2016/5/14/chartex" xmlns:mc="http://schemas.openxmlformats.org/markup-compatibility/2006" xmlns:aink="http://schemas.microsoft.com/office/drawing/2016/ink" xmlns:am3d="http://schemas.microsoft.com/office/drawing/2017/model3d" xmlns:o="urn:schemas-microsoft-com:office:office" xmlns:oel="http://schemas.microsoft.com/office/2019/extlst" xmlns:r="http://schemas.openxmlformats.org/officeDocument/2006/relationships" xmlns:m="http://schemas.openxmlformats.org/officeDocument/2006/math" xmlns:v="urn:schemas-microsoft-com:vml" xmlns:wp14="http://schemas.microsoft.com/office/word/2010/wordprocessingDrawing" xmlns:wp="http://schemas.openxmlformats.org/drawingml/2006/wordprocessingDrawing" xmlns:w10="urn:schemas-microsoft-com:office:word" xmlns:w="http://schemas.openxmlformats.org/wordprocessingml/2006/main" xmlns:w14="http://schemas.microsoft.com/office/word/2010/wordml" xmlns:w15="http://schemas.microsoft.com/office/word/2012/wordml" xmlns:w16cex="http://schemas.microsoft.com/office/word/2018/wordml/cex" xmlns:w16cid="http://schemas.microsoft.com/office/word/2016/wordml/cid" xmlns:w16="http://schemas.microsoft.com/office/word/2018/wordml" xmlns:w16du="http://schemas.microsoft.com/office/word/2023/wordml/word16du" xmlns:w16sdtdh="http://schemas.microsoft.com/office/word/2020/wordml/sdtdatahash" xmlns:w16sdtfl="http://schemas.microsoft.com/office/word/2024/wordml/sdtformatlock" xmlns:w16se="http://schemas.microsoft.com/office/word/2015/wordml/symex" xmlns:wpg="http://schemas.microsoft.com/office/word/2010/wordprocessingGroup" xmlns:wpi="http://schemas.microsoft.com/office/word/2010/wordprocessingInk" xmlns:wne="http://schemas.microsoft.com/office/word/2006/wordml" xmlns:wps="http://schemas.microsoft.com/office/word/2010/wordprocessingShape" mc:Ignorable="w14 w15 w16se w16cid w16 w16cex w16sdtdh w16sdtfl w16du wp14">
-  <w15:person w15:author="Brian E McGreal">
-    <w15:presenceInfo w15:providerId="AD" w15:userId="S::bmcgreal@uw.edu::500ccbb3-e957-4a38-850c-c0c2fd4a68d5"/>
-  </w15:person>
-</w15:people>
 </file>
 
 <file path=word/styles.xml><?xml version="1.0" encoding="utf-8"?>
